--- a/conf/base_document/form_template/dg/被测软件接口.docx
+++ b/conf/base_document/form_template/dg/被测软件接口.docx
@@ -16,6 +16,7 @@
     <w:p>
       <w:pPr>
         <w:rPr>
+          <w:rFonts w:hint="eastAsia"/>
           <w:color w:val="FF0000"/>
         </w:rPr>
       </w:pPr>
@@ -24,42 +25,21 @@
           <w:rFonts w:hint="eastAsia"/>
           <w:color w:val="FF0000"/>
         </w:rPr>
-        <w:t>文档片段后端未完成工作：</w:t>
+        <w:t>新增：</w:t>
       </w:r>
       <w:r>
         <w:rPr>
           <w:rFonts w:hint="eastAsia"/>
           <w:color w:val="FF0000"/>
         </w:rPr>
-        <w:t>1.</w:t>
+        <w:t>7</w:t>
       </w:r>
       <w:r>
         <w:rPr>
           <w:rFonts w:hint="eastAsia"/>
           <w:color w:val="FF0000"/>
         </w:rPr>
-        <w:t>新增了</w:t>
-      </w:r>
-      <w:r>
-        <w:rPr>
-          <w:rFonts w:hint="eastAsia"/>
-          <w:color w:val="FF0000"/>
-        </w:rPr>
-        <w:t>item.desc 2.</w:t>
-      </w:r>
-      <w:r>
-        <w:rPr>
-          <w:rFonts w:hint="eastAsia"/>
-          <w:color w:val="FF0000"/>
-        </w:rPr>
-        <w:t>去掉了</w:t>
-      </w:r>
-      <w:r>
-        <w:rPr>
-          <w:rFonts w:hint="eastAsia"/>
-          <w:color w:val="FF0000"/>
-        </w:rPr>
-        <w:t>item.protocal</w:t>
+        <w:t>个内容</w:t>
       </w:r>
     </w:p>
     <w:p>
@@ -689,6 +669,62 @@
         </w:tc>
         <w:tc>
           <w:tcPr>
+            <w:tcW w:w="8590" w:type="dxa"/>
+            <w:gridSpan w:val="6"/>
+          </w:tcPr>
+          <w:p>
+            <w:pPr>
+              <w:adjustRightInd w:val="0"/>
+              <w:rPr>
+                <w:rFonts w:hint="eastAsia"/>
+                <w:szCs w:val="21"/>
+              </w:rPr>
+            </w:pPr>
+            <w:r>
+              <w:rPr>
+                <w:rFonts w:hint="eastAsia"/>
+                <w:szCs w:val="21"/>
+              </w:rPr>
+              <w:t>{{%tr for jkitem in item.</w:t>
+            </w:r>
+            <w:r>
+              <w:rPr>
+                <w:szCs w:val="21"/>
+              </w:rPr>
+              <w:t>jk_info_list</w:t>
+            </w:r>
+            <w:r>
+              <w:rPr>
+                <w:rFonts w:hint="eastAsia"/>
+                <w:szCs w:val="21"/>
+              </w:rPr>
+              <w:t>%}}</w:t>
+            </w:r>
+          </w:p>
+        </w:tc>
+      </w:tr>
+      <w:tr>
+        <w:tc>
+          <w:tcPr>
+            <w:tcW w:w="428" w:type="dxa"/>
+          </w:tcPr>
+          <w:p>
+            <w:pPr>
+              <w:numPr>
+                <w:ilvl w:val="0"/>
+                <w:numId w:val="64"/>
+              </w:numPr>
+              <w:adjustRightInd w:val="0"/>
+              <w:ind w:right="57"/>
+              <w:jc w:val="center"/>
+              <w:rPr>
+                <w:szCs w:val="21"/>
+              </w:rPr>
+            </w:pPr>
+          </w:p>
+        </w:tc>
+        <w:tc>
+          <w:tcPr>
             <w:tcW w:w="1544" w:type="dxa"/>
           </w:tcPr>
           <w:p>
@@ -748,6 +784,7 @@
             <w:pPr>
               <w:adjustRightInd w:val="0"/>
               <w:rPr>
+                <w:rFonts w:hint="eastAsia"/>
                 <w:szCs w:val="21"/>
               </w:rPr>
             </w:pPr>
@@ -756,14 +793,13 @@
                 <w:rFonts w:hint="eastAsia"/>
                 <w:szCs w:val="21"/>
               </w:rPr>
-              <w:t>{{item.</w:t>
+              <w:t>{{jkitem.</w:t>
             </w:r>
             <w:r>
               <w:rPr>
-                <w:rFonts w:hint="eastAsia"/>
                 <w:szCs w:val="21"/>
               </w:rPr>
-              <w:t>protocal</w:t>
+              <w:t>description</w:t>
             </w:r>
             <w:r>
               <w:rPr>
@@ -790,7 +826,20 @@
                 <w:rFonts w:hint="eastAsia"/>
                 <w:szCs w:val="21"/>
               </w:rPr>
-              <w:t>{{item.source}}</w:t>
+              <w:t>{{jkitem.</w:t>
+            </w:r>
+            <w:r>
+              <w:rPr>
+                <w:szCs w:val="21"/>
+              </w:rPr>
+              <w:t>source</w:t>
+            </w:r>
+            <w:r>
+              <w:rPr>
+                <w:rFonts w:hint="eastAsia"/>
+                <w:szCs w:val="21"/>
+              </w:rPr>
+              <w:t>}}</w:t>
             </w:r>
           </w:p>
         </w:tc>
@@ -810,7 +859,20 @@
                 <w:rFonts w:hint="eastAsia"/>
                 <w:szCs w:val="21"/>
               </w:rPr>
-              <w:t>{{item.to}}</w:t>
+              <w:t>{{jkitem.</w:t>
+            </w:r>
+            <w:r>
+              <w:rPr>
+                <w:szCs w:val="21"/>
+              </w:rPr>
+              <w:t>destination</w:t>
+            </w:r>
+            <w:r>
+              <w:rPr>
+                <w:rFonts w:hint="eastAsia"/>
+                <w:szCs w:val="21"/>
+              </w:rPr>
+              <w:t>}}</w:t>
             </w:r>
           </w:p>
         </w:tc>
@@ -831,6 +893,75 @@
                 <w:szCs w:val="21"/>
               </w:rPr>
               <w:t>{{item.type}}</w:t>
+            </w:r>
+          </w:p>
+        </w:tc>
+      </w:tr>
+      <w:tr>
+        <w:tc>
+          <w:tcPr>
+            <w:tcW w:w="428" w:type="dxa"/>
+          </w:tcPr>
+          <w:p>
+            <w:pPr>
+              <w:numPr>
+                <w:ilvl w:val="0"/>
+                <w:numId w:val="64"/>
+              </w:numPr>
+              <w:adjustRightInd w:val="0"/>
+              <w:ind w:right="57"/>
+              <w:jc w:val="center"/>
+              <w:rPr>
+                <w:szCs w:val="21"/>
+              </w:rPr>
+            </w:pPr>
+          </w:p>
+        </w:tc>
+        <w:tc>
+          <w:tcPr>
+            <w:tcW w:w="8590" w:type="dxa"/>
+            <w:gridSpan w:val="6"/>
+          </w:tcPr>
+          <w:p>
+            <w:pPr>
+              <w:adjustRightInd w:val="0"/>
+              <w:rPr>
+                <w:rFonts w:hint="eastAsia"/>
+                <w:szCs w:val="21"/>
+              </w:rPr>
+            </w:pPr>
+            <w:r>
+              <w:rPr>
+                <w:rFonts w:hint="eastAsia"/>
+                <w:szCs w:val="21"/>
+              </w:rPr>
+              <w:t>{{</w:t>
+            </w:r>
+            <w:r>
+              <w:rPr>
+                <w:szCs w:val="21"/>
+              </w:rPr>
+              <w:t>%</w:t>
+            </w:r>
+            <w:r>
+              <w:rPr>
+                <w:rFonts w:hint="eastAsia"/>
+                <w:szCs w:val="21"/>
+              </w:rPr>
+              <w:t>tr</w:t>
+            </w:r>
+            <w:r>
+              <w:rPr>
+                <w:szCs w:val="21"/>
+              </w:rPr>
+              <w:t xml:space="preserve"> endfor %</w:t>
+            </w:r>
+            <w:r>
+              <w:rPr>
+                <w:rFonts w:hint="eastAsia"/>
+                <w:szCs w:val="21"/>
+              </w:rPr>
+              <w:t>}}</w:t>
             </w:r>
           </w:p>
         </w:tc>
@@ -5035,7 +5166,7 @@
   <w:abstractNum w:abstractNumId="40" w15:restartNumberingAfterBreak="0">
     <w:nsid w:val="532C7C02"/>
     <w:multiLevelType w:val="hybridMultilevel"/>
-    <w:tmpl w:val="25661816"/>
+    <w:tmpl w:val="803883F4"/>
     <w:lvl w:ilvl="0" w:tplc="FFFFFFFF">
       <w:start w:val="1"/>
       <w:numFmt w:val="decimal"/>
